--- a/Knowledge/3-Work knowledge/1-Software Engineering/2-Testing/5-My Source/1-ISTQB Foundation Level/5-Test Management/5-Test Techniques/4-Types of Collaboration-Based Approaches/4-Acceptance Test-Driven Development (ATDD).docx
+++ b/Knowledge/3-Work knowledge/1-Software Engineering/2-Testing/5-My Source/1-ISTQB Foundation Level/5-Test Management/5-Test Techniques/4-Types of Collaboration-Based Approaches/4-Acceptance Test-Driven Development (ATDD).docx
@@ -33,51 +33,77 @@
       </w:pPr>
       <w:r>
         <w:rPr>
-          <w:b/>
-          <w:shd w:val="clear" w:color="auto" w:fill="B7B7B7"/>
-        </w:rPr>
-        <w:t># Source</w:t>
-      </w:r>
-      <w:r>
-        <w:rPr>
-          <w:shd w:val="clear" w:color="auto" w:fill="B7B7B7"/>
-        </w:rPr>
-        <w:t xml:space="preserve">: </w:t>
-      </w:r>
-      <w:r>
-        <w:rPr>
-          <w:b/>
-          <w:shd w:val="clear" w:color="auto" w:fill="B7B7B7"/>
-        </w:rPr>
-        <w:t xml:space="preserve">Chatgpt </w:t>
-      </w:r>
-      <w:r>
-        <w:rPr>
-          <w:b/>
-          <w:sz w:val="14"/>
-          <w:szCs w:val="14"/>
-          <w:shd w:val="clear" w:color="auto" w:fill="B7B7B7"/>
-        </w:rPr>
-        <w:t>(GPT</w:t>
-      </w:r>
-      <w:r>
-        <w:rPr>
-          <w:rFonts w:ascii="Cambria Math" w:hAnsi="Cambria Math" w:cs="Cambria Math"/>
-          <w:b/>
-          <w:sz w:val="14"/>
-          <w:szCs w:val="14"/>
-          <w:shd w:val="clear" w:color="auto" w:fill="B7B7B7"/>
+          <w:rFonts w:ascii="Arial" w:eastAsia="Arial" w:hAnsi="Arial" w:cs="Arial"/>
+          <w:b/>
+          <w:color w:val="000000"/>
+          <w:sz w:val="18"/>
+          <w:highlight w:val="lightGray"/>
+        </w:rPr>
+        <w:t># Source: AI Source: Provided by: [Data Path</w:t>
+      </w:r>
+      <w:r>
+        <w:rPr>
+          <w:rFonts w:ascii="Arial" w:eastAsia="Arial" w:hAnsi="Arial" w:cs="Arial"/>
+          <w:color w:val="000000"/>
+          <w:sz w:val="18"/>
+          <w:highlight w:val="lightGray"/>
+        </w:rPr>
+        <w:t xml:space="preserve">: Persons Table -&gt; ID Column: 1, Name_En Column: Motasem Essam] -&gt; </w:t>
+      </w:r>
+      <w:r>
+        <w:rPr>
+          <w:rFonts w:ascii="Arial" w:eastAsia="Arial" w:hAnsi="Arial" w:cs="Arial"/>
+          <w:b/>
+          <w:color w:val="000000"/>
+          <w:sz w:val="18"/>
+          <w:highlight w:val="lightGray"/>
+        </w:rPr>
+        <w:t>From:</w:t>
+      </w:r>
+      <w:r>
+        <w:rPr>
+          <w:rFonts w:ascii="Arial" w:eastAsia="Arial" w:hAnsi="Arial" w:cs="Arial"/>
+          <w:color w:val="000000"/>
+          <w:sz w:val="18"/>
+          <w:highlight w:val="lightGray"/>
+        </w:rPr>
+        <w:t xml:space="preserve"> [Chatgpt (GPT</w:t>
+      </w:r>
+      <w:r>
+        <w:rPr>
+          <w:rFonts w:ascii="Arial" w:eastAsia="Arial" w:hAnsi="Arial" w:cs="Cambria Math"/>
+          <w:color w:val="000000"/>
+          <w:sz w:val="18"/>
+          <w:highlight w:val="lightGray"/>
         </w:rPr>
         <w:t>‑</w:t>
       </w:r>
       <w:r>
         <w:rPr>
-          <w:b/>
-          <w:sz w:val="14"/>
-          <w:szCs w:val="14"/>
-          <w:shd w:val="clear" w:color="auto" w:fill="B7B7B7"/>
-        </w:rPr>
-        <w:t>5 Mini) at [8/17/2025]</w:t>
+          <w:rFonts w:ascii="Arial" w:eastAsia="Arial" w:hAnsi="Arial" w:cs="Arial"/>
+          <w:color w:val="000000"/>
+          <w:sz w:val="18"/>
+          <w:highlight w:val="lightGray"/>
+        </w:rPr>
+        <w:t xml:space="preserve">5 Mini)] </w:t>
+      </w:r>
+      <w:r>
+        <w:rPr>
+          <w:rFonts w:ascii="Arial" w:eastAsia="Arial" w:hAnsi="Arial" w:cs="Arial"/>
+          <w:b/>
+          <w:color w:val="000000"/>
+          <w:sz w:val="18"/>
+          <w:highlight w:val="lightGray"/>
+        </w:rPr>
+        <w:t>on</w:t>
+      </w:r>
+      <w:r>
+        <w:rPr>
+          <w:rFonts w:ascii="Arial" w:eastAsia="Arial" w:hAnsi="Arial"/>
+          <w:sz w:val="18"/>
+          <w:highlight w:val="lightGray"/>
+        </w:rPr>
+        <w:t xml:space="preserve"> [8/17/2025]</w:t>
       </w:r>
     </w:p>
     <w:p>
@@ -182,7 +208,7 @@
     </w:p>
     <w:p>
       <w:r>
-        <w:pict w14:anchorId="291C8F72">
+        <w:pict w14:anchorId="399C59CD">
           <v:rect id="_x0000_i1025" style="width:0;height:1.5pt" o:hralign="center" o:hrstd="t" o:hr="t" fillcolor="#a0a0a0" stroked="f"/>
         </w:pict>
       </w:r>
@@ -215,51 +241,77 @@
       </w:pPr>
       <w:r>
         <w:rPr>
-          <w:b/>
-          <w:shd w:val="clear" w:color="auto" w:fill="B7B7B7"/>
-        </w:rPr>
-        <w:t># Source</w:t>
-      </w:r>
-      <w:r>
-        <w:rPr>
-          <w:shd w:val="clear" w:color="auto" w:fill="B7B7B7"/>
-        </w:rPr>
-        <w:t xml:space="preserve">: </w:t>
-      </w:r>
-      <w:r>
-        <w:rPr>
-          <w:b/>
-          <w:shd w:val="clear" w:color="auto" w:fill="B7B7B7"/>
-        </w:rPr>
-        <w:t xml:space="preserve">Chatgpt </w:t>
-      </w:r>
-      <w:r>
-        <w:rPr>
-          <w:b/>
-          <w:sz w:val="14"/>
-          <w:szCs w:val="14"/>
-          <w:shd w:val="clear" w:color="auto" w:fill="B7B7B7"/>
-        </w:rPr>
-        <w:t>(GPT</w:t>
-      </w:r>
-      <w:r>
-        <w:rPr>
-          <w:rFonts w:ascii="Cambria Math" w:hAnsi="Cambria Math" w:cs="Cambria Math"/>
-          <w:b/>
-          <w:sz w:val="14"/>
-          <w:szCs w:val="14"/>
-          <w:shd w:val="clear" w:color="auto" w:fill="B7B7B7"/>
+          <w:rFonts w:ascii="Arial" w:eastAsia="Arial" w:hAnsi="Arial" w:cs="Arial"/>
+          <w:b/>
+          <w:color w:val="000000"/>
+          <w:sz w:val="18"/>
+          <w:highlight w:val="lightGray"/>
+        </w:rPr>
+        <w:t># Source: AI Source: Provided by: [Data Path</w:t>
+      </w:r>
+      <w:r>
+        <w:rPr>
+          <w:rFonts w:ascii="Arial" w:eastAsia="Arial" w:hAnsi="Arial" w:cs="Arial"/>
+          <w:color w:val="000000"/>
+          <w:sz w:val="18"/>
+          <w:highlight w:val="lightGray"/>
+        </w:rPr>
+        <w:t xml:space="preserve">: Persons Table -&gt; ID Column: 1, Name_En Column: Motasem Essam] -&gt; </w:t>
+      </w:r>
+      <w:r>
+        <w:rPr>
+          <w:rFonts w:ascii="Arial" w:eastAsia="Arial" w:hAnsi="Arial" w:cs="Arial"/>
+          <w:b/>
+          <w:color w:val="000000"/>
+          <w:sz w:val="18"/>
+          <w:highlight w:val="lightGray"/>
+        </w:rPr>
+        <w:t>From:</w:t>
+      </w:r>
+      <w:r>
+        <w:rPr>
+          <w:rFonts w:ascii="Arial" w:eastAsia="Arial" w:hAnsi="Arial" w:cs="Arial"/>
+          <w:color w:val="000000"/>
+          <w:sz w:val="18"/>
+          <w:highlight w:val="lightGray"/>
+        </w:rPr>
+        <w:t xml:space="preserve"> [Chatgpt (GPT</w:t>
+      </w:r>
+      <w:r>
+        <w:rPr>
+          <w:rFonts w:ascii="Arial" w:eastAsia="Arial" w:hAnsi="Arial" w:cs="Cambria Math"/>
+          <w:color w:val="000000"/>
+          <w:sz w:val="18"/>
+          <w:highlight w:val="lightGray"/>
         </w:rPr>
         <w:t>‑</w:t>
       </w:r>
       <w:r>
         <w:rPr>
-          <w:b/>
-          <w:sz w:val="14"/>
-          <w:szCs w:val="14"/>
-          <w:shd w:val="clear" w:color="auto" w:fill="B7B7B7"/>
-        </w:rPr>
-        <w:t>5 Mini) at [8/17/2025]</w:t>
+          <w:rFonts w:ascii="Arial" w:eastAsia="Arial" w:hAnsi="Arial" w:cs="Arial"/>
+          <w:color w:val="000000"/>
+          <w:sz w:val="18"/>
+          <w:highlight w:val="lightGray"/>
+        </w:rPr>
+        <w:t xml:space="preserve">5 Mini)] </w:t>
+      </w:r>
+      <w:r>
+        <w:rPr>
+          <w:rFonts w:ascii="Arial" w:eastAsia="Arial" w:hAnsi="Arial" w:cs="Arial"/>
+          <w:b/>
+          <w:color w:val="000000"/>
+          <w:sz w:val="18"/>
+          <w:highlight w:val="lightGray"/>
+        </w:rPr>
+        <w:t>on</w:t>
+      </w:r>
+      <w:r>
+        <w:rPr>
+          <w:rFonts w:ascii="Arial" w:eastAsia="Arial" w:hAnsi="Arial"/>
+          <w:sz w:val="18"/>
+          <w:highlight w:val="lightGray"/>
+        </w:rPr>
+        <w:t xml:space="preserve"> [8/17/2025]</w:t>
       </w:r>
     </w:p>
     <w:p>
@@ -268,7 +320,7 @@
           <w:ilvl w:val="0"/>
           <w:numId w:val="4"/>
         </w:numPr>
-        <w:spacing w:before="240"/>
+        <w:spacing w:before="240" w:after="0" w:line="276" w:lineRule="auto"/>
         <w:rPr>
           <w:rFonts w:ascii="Roboto Mono" w:eastAsia="Roboto Mono" w:hAnsi="Roboto Mono" w:cs="Roboto Mono"/>
         </w:rPr>
@@ -294,6 +346,7 @@
           <w:ilvl w:val="1"/>
           <w:numId w:val="4"/>
         </w:numPr>
+        <w:spacing w:after="0" w:line="276" w:lineRule="auto"/>
       </w:pPr>
       <w:r>
         <w:rPr>
@@ -327,6 +380,7 @@
           <w:ilvl w:val="0"/>
           <w:numId w:val="4"/>
         </w:numPr>
+        <w:spacing w:after="0" w:line="276" w:lineRule="auto"/>
         <w:rPr>
           <w:rFonts w:ascii="Roboto Mono" w:eastAsia="Roboto Mono" w:hAnsi="Roboto Mono" w:cs="Roboto Mono"/>
         </w:rPr>
@@ -352,6 +406,7 @@
           <w:ilvl w:val="1"/>
           <w:numId w:val="4"/>
         </w:numPr>
+        <w:spacing w:after="0" w:line="276" w:lineRule="auto"/>
       </w:pPr>
       <w:r>
         <w:rPr>
@@ -385,6 +440,7 @@
           <w:ilvl w:val="0"/>
           <w:numId w:val="4"/>
         </w:numPr>
+        <w:spacing w:after="0" w:line="276" w:lineRule="auto"/>
         <w:rPr>
           <w:rFonts w:ascii="Roboto Mono" w:eastAsia="Roboto Mono" w:hAnsi="Roboto Mono" w:cs="Roboto Mono"/>
         </w:rPr>
@@ -410,6 +466,7 @@
           <w:ilvl w:val="1"/>
           <w:numId w:val="4"/>
         </w:numPr>
+        <w:spacing w:after="0" w:line="276" w:lineRule="auto"/>
       </w:pPr>
       <w:r>
         <w:rPr>
@@ -456,6 +513,7 @@
           <w:ilvl w:val="0"/>
           <w:numId w:val="4"/>
         </w:numPr>
+        <w:spacing w:after="0" w:line="276" w:lineRule="auto"/>
         <w:rPr>
           <w:rFonts w:ascii="Roboto Mono" w:eastAsia="Roboto Mono" w:hAnsi="Roboto Mono" w:cs="Roboto Mono"/>
         </w:rPr>
@@ -481,13 +539,12 @@
           <w:ilvl w:val="1"/>
           <w:numId w:val="4"/>
         </w:numPr>
-        <w:spacing w:after="240"/>
-      </w:pPr>
-      <w:r>
-        <w:rPr>
-          <w:rFonts w:ascii="Roboto Mono" w:eastAsia="Roboto Mono" w:hAnsi="Roboto Mono" w:cs="Roboto Mono"/>
-        </w:rPr>
-        <w:lastRenderedPageBreak/>
+        <w:spacing w:after="240" w:line="276" w:lineRule="auto"/>
+      </w:pPr>
+      <w:r>
+        <w:rPr>
+          <w:rFonts w:ascii="Roboto Mono" w:eastAsia="Roboto Mono" w:hAnsi="Roboto Mono" w:cs="Roboto Mono"/>
+        </w:rPr>
         <w:t xml:space="preserve">Like in BDD, acceptance tests can be automated and serve as </w:t>
       </w:r>
       <w:r>
@@ -512,7 +569,7 @@
     </w:p>
     <w:p>
       <w:r>
-        <w:pict w14:anchorId="47B7D750">
+        <w:pict w14:anchorId="3E2DE8D0">
           <v:rect id="_x0000_i1026" style="width:0;height:1.5pt" o:hralign="center" o:hrstd="t" o:hr="t" fillcolor="#a0a0a0" stroked="f"/>
         </w:pict>
       </w:r>
@@ -545,51 +602,77 @@
       </w:pPr>
       <w:r>
         <w:rPr>
-          <w:b/>
-          <w:shd w:val="clear" w:color="auto" w:fill="B7B7B7"/>
-        </w:rPr>
-        <w:t># Source</w:t>
-      </w:r>
-      <w:r>
-        <w:rPr>
-          <w:shd w:val="clear" w:color="auto" w:fill="B7B7B7"/>
-        </w:rPr>
-        <w:t xml:space="preserve">: </w:t>
-      </w:r>
-      <w:r>
-        <w:rPr>
-          <w:b/>
-          <w:shd w:val="clear" w:color="auto" w:fill="B7B7B7"/>
-        </w:rPr>
-        <w:t xml:space="preserve">Chatgpt </w:t>
-      </w:r>
-      <w:r>
-        <w:rPr>
-          <w:b/>
-          <w:sz w:val="14"/>
-          <w:szCs w:val="14"/>
-          <w:shd w:val="clear" w:color="auto" w:fill="B7B7B7"/>
-        </w:rPr>
-        <w:t>(GPT</w:t>
-      </w:r>
-      <w:r>
-        <w:rPr>
-          <w:rFonts w:ascii="Cambria Math" w:hAnsi="Cambria Math" w:cs="Cambria Math"/>
-          <w:b/>
-          <w:sz w:val="14"/>
-          <w:szCs w:val="14"/>
-          <w:shd w:val="clear" w:color="auto" w:fill="B7B7B7"/>
+          <w:rFonts w:ascii="Arial" w:eastAsia="Arial" w:hAnsi="Arial" w:cs="Arial"/>
+          <w:b/>
+          <w:color w:val="000000"/>
+          <w:sz w:val="18"/>
+          <w:highlight w:val="lightGray"/>
+        </w:rPr>
+        <w:t># Source: AI Source: Provided by: [Data Path</w:t>
+      </w:r>
+      <w:r>
+        <w:rPr>
+          <w:rFonts w:ascii="Arial" w:eastAsia="Arial" w:hAnsi="Arial" w:cs="Arial"/>
+          <w:color w:val="000000"/>
+          <w:sz w:val="18"/>
+          <w:highlight w:val="lightGray"/>
+        </w:rPr>
+        <w:t xml:space="preserve">: Persons Table -&gt; ID Column: 1, Name_En Column: Motasem Essam] -&gt; </w:t>
+      </w:r>
+      <w:r>
+        <w:rPr>
+          <w:rFonts w:ascii="Arial" w:eastAsia="Arial" w:hAnsi="Arial" w:cs="Arial"/>
+          <w:b/>
+          <w:color w:val="000000"/>
+          <w:sz w:val="18"/>
+          <w:highlight w:val="lightGray"/>
+        </w:rPr>
+        <w:t>From:</w:t>
+      </w:r>
+      <w:r>
+        <w:rPr>
+          <w:rFonts w:ascii="Arial" w:eastAsia="Arial" w:hAnsi="Arial" w:cs="Arial"/>
+          <w:color w:val="000000"/>
+          <w:sz w:val="18"/>
+          <w:highlight w:val="lightGray"/>
+        </w:rPr>
+        <w:t xml:space="preserve"> [Chatgpt (GPT</w:t>
+      </w:r>
+      <w:r>
+        <w:rPr>
+          <w:rFonts w:ascii="Arial" w:eastAsia="Arial" w:hAnsi="Arial" w:cs="Cambria Math"/>
+          <w:color w:val="000000"/>
+          <w:sz w:val="18"/>
+          <w:highlight w:val="lightGray"/>
         </w:rPr>
         <w:t>‑</w:t>
       </w:r>
       <w:r>
         <w:rPr>
-          <w:b/>
-          <w:sz w:val="14"/>
-          <w:szCs w:val="14"/>
-          <w:shd w:val="clear" w:color="auto" w:fill="B7B7B7"/>
-        </w:rPr>
-        <w:t>5 Mini) at [8/17/2025]</w:t>
+          <w:rFonts w:ascii="Arial" w:eastAsia="Arial" w:hAnsi="Arial" w:cs="Arial"/>
+          <w:color w:val="000000"/>
+          <w:sz w:val="18"/>
+          <w:highlight w:val="lightGray"/>
+        </w:rPr>
+        <w:t xml:space="preserve">5 Mini)] </w:t>
+      </w:r>
+      <w:r>
+        <w:rPr>
+          <w:rFonts w:ascii="Arial" w:eastAsia="Arial" w:hAnsi="Arial" w:cs="Arial"/>
+          <w:b/>
+          <w:color w:val="000000"/>
+          <w:sz w:val="18"/>
+          <w:highlight w:val="lightGray"/>
+        </w:rPr>
+        <w:t>on</w:t>
+      </w:r>
+      <w:r>
+        <w:rPr>
+          <w:rFonts w:ascii="Arial" w:eastAsia="Arial" w:hAnsi="Arial"/>
+          <w:sz w:val="18"/>
+          <w:highlight w:val="lightGray"/>
+        </w:rPr>
+        <w:t xml:space="preserve"> [8/17/2025]</w:t>
       </w:r>
     </w:p>
     <w:p>
@@ -671,7 +754,7 @@
           <w:ilvl w:val="0"/>
           <w:numId w:val="3"/>
         </w:numPr>
-        <w:spacing w:before="240"/>
+        <w:spacing w:before="240" w:after="0" w:line="276" w:lineRule="auto"/>
       </w:pPr>
       <w:r>
         <w:rPr>
@@ -705,6 +788,7 @@
           <w:ilvl w:val="0"/>
           <w:numId w:val="3"/>
         </w:numPr>
+        <w:spacing w:after="0" w:line="276" w:lineRule="auto"/>
         <w:rPr>
           <w:rFonts w:ascii="Roboto Mono" w:eastAsia="Roboto Mono" w:hAnsi="Roboto Mono" w:cs="Roboto Mono"/>
         </w:rPr>
@@ -728,7 +812,7 @@
           <w:ilvl w:val="0"/>
           <w:numId w:val="3"/>
         </w:numPr>
-        <w:spacing w:after="240"/>
+        <w:spacing w:after="240" w:line="276" w:lineRule="auto"/>
         <w:rPr>
           <w:rFonts w:ascii="Roboto Mono" w:eastAsia="Roboto Mono" w:hAnsi="Roboto Mono" w:cs="Roboto Mono"/>
         </w:rPr>
@@ -748,7 +832,7 @@
     </w:p>
     <w:p>
       <w:r>
-        <w:pict w14:anchorId="72CBFC2A">
+        <w:pict w14:anchorId="02493727">
           <v:rect id="_x0000_i1027" style="width:0;height:1.5pt" o:hralign="center" o:hrstd="t" o:hr="t" fillcolor="#a0a0a0" stroked="f"/>
         </w:pict>
       </w:r>
@@ -782,51 +866,77 @@
       </w:pPr>
       <w:r>
         <w:rPr>
-          <w:b/>
-          <w:shd w:val="clear" w:color="auto" w:fill="B7B7B7"/>
-        </w:rPr>
-        <w:t># Source</w:t>
-      </w:r>
-      <w:r>
-        <w:rPr>
-          <w:shd w:val="clear" w:color="auto" w:fill="B7B7B7"/>
-        </w:rPr>
-        <w:t xml:space="preserve">: </w:t>
-      </w:r>
-      <w:r>
-        <w:rPr>
-          <w:b/>
-          <w:shd w:val="clear" w:color="auto" w:fill="B7B7B7"/>
-        </w:rPr>
-        <w:t xml:space="preserve">Chatgpt </w:t>
-      </w:r>
-      <w:r>
-        <w:rPr>
-          <w:b/>
-          <w:sz w:val="14"/>
-          <w:szCs w:val="14"/>
-          <w:shd w:val="clear" w:color="auto" w:fill="B7B7B7"/>
-        </w:rPr>
-        <w:t>(GPT</w:t>
-      </w:r>
-      <w:r>
-        <w:rPr>
-          <w:rFonts w:ascii="Cambria Math" w:hAnsi="Cambria Math" w:cs="Cambria Math"/>
-          <w:b/>
-          <w:sz w:val="14"/>
-          <w:szCs w:val="14"/>
-          <w:shd w:val="clear" w:color="auto" w:fill="B7B7B7"/>
+          <w:rFonts w:ascii="Arial" w:eastAsia="Arial" w:hAnsi="Arial" w:cs="Arial"/>
+          <w:b/>
+          <w:color w:val="000000"/>
+          <w:sz w:val="18"/>
+          <w:highlight w:val="lightGray"/>
+        </w:rPr>
+        <w:t># Source: AI Source: Provided by: [Data Path</w:t>
+      </w:r>
+      <w:r>
+        <w:rPr>
+          <w:rFonts w:ascii="Arial" w:eastAsia="Arial" w:hAnsi="Arial" w:cs="Arial"/>
+          <w:color w:val="000000"/>
+          <w:sz w:val="18"/>
+          <w:highlight w:val="lightGray"/>
+        </w:rPr>
+        <w:t xml:space="preserve">: Persons Table -&gt; ID Column: 1, Name_En Column: Motasem Essam] -&gt; </w:t>
+      </w:r>
+      <w:r>
+        <w:rPr>
+          <w:rFonts w:ascii="Arial" w:eastAsia="Arial" w:hAnsi="Arial" w:cs="Arial"/>
+          <w:b/>
+          <w:color w:val="000000"/>
+          <w:sz w:val="18"/>
+          <w:highlight w:val="lightGray"/>
+        </w:rPr>
+        <w:t>From:</w:t>
+      </w:r>
+      <w:r>
+        <w:rPr>
+          <w:rFonts w:ascii="Arial" w:eastAsia="Arial" w:hAnsi="Arial" w:cs="Arial"/>
+          <w:color w:val="000000"/>
+          <w:sz w:val="18"/>
+          <w:highlight w:val="lightGray"/>
+        </w:rPr>
+        <w:t xml:space="preserve"> [Chatgpt (GPT</w:t>
+      </w:r>
+      <w:r>
+        <w:rPr>
+          <w:rFonts w:ascii="Arial" w:eastAsia="Arial" w:hAnsi="Arial" w:cs="Cambria Math"/>
+          <w:color w:val="000000"/>
+          <w:sz w:val="18"/>
+          <w:highlight w:val="lightGray"/>
         </w:rPr>
         <w:t>‑</w:t>
       </w:r>
       <w:r>
         <w:rPr>
-          <w:b/>
-          <w:sz w:val="14"/>
-          <w:szCs w:val="14"/>
-          <w:shd w:val="clear" w:color="auto" w:fill="B7B7B7"/>
-        </w:rPr>
-        <w:t>5 Mini) at [8/17/2025]</w:t>
+          <w:rFonts w:ascii="Arial" w:eastAsia="Arial" w:hAnsi="Arial" w:cs="Arial"/>
+          <w:color w:val="000000"/>
+          <w:sz w:val="18"/>
+          <w:highlight w:val="lightGray"/>
+        </w:rPr>
+        <w:t xml:space="preserve">5 Mini)] </w:t>
+      </w:r>
+      <w:r>
+        <w:rPr>
+          <w:rFonts w:ascii="Arial" w:eastAsia="Arial" w:hAnsi="Arial" w:cs="Arial"/>
+          <w:b/>
+          <w:color w:val="000000"/>
+          <w:sz w:val="18"/>
+          <w:highlight w:val="lightGray"/>
+        </w:rPr>
+        <w:t>on</w:t>
+      </w:r>
+      <w:r>
+        <w:rPr>
+          <w:rFonts w:ascii="Arial" w:eastAsia="Arial" w:hAnsi="Arial"/>
+          <w:sz w:val="18"/>
+          <w:highlight w:val="lightGray"/>
+        </w:rPr>
+        <w:t xml:space="preserve"> [8/17/2025]</w:t>
       </w:r>
     </w:p>
     <w:p>
@@ -835,7 +945,7 @@
           <w:ilvl w:val="0"/>
           <w:numId w:val="1"/>
         </w:numPr>
-        <w:spacing w:before="240"/>
+        <w:spacing w:before="240" w:after="0" w:line="276" w:lineRule="auto"/>
       </w:pPr>
       <w:r>
         <w:rPr>
@@ -863,6 +973,7 @@
           <w:ilvl w:val="0"/>
           <w:numId w:val="1"/>
         </w:numPr>
+        <w:spacing w:after="0" w:line="276" w:lineRule="auto"/>
       </w:pPr>
       <w:r>
         <w:rPr>
@@ -890,6 +1001,7 @@
           <w:ilvl w:val="0"/>
           <w:numId w:val="1"/>
         </w:numPr>
+        <w:spacing w:after="0" w:line="276" w:lineRule="auto"/>
       </w:pPr>
       <w:r>
         <w:rPr>
@@ -923,6 +1035,7 @@
           <w:ilvl w:val="0"/>
           <w:numId w:val="1"/>
         </w:numPr>
+        <w:spacing w:after="0" w:line="276" w:lineRule="auto"/>
       </w:pPr>
       <w:r>
         <w:rPr>
@@ -956,7 +1069,7 @@
           <w:ilvl w:val="0"/>
           <w:numId w:val="1"/>
         </w:numPr>
-        <w:spacing w:after="240"/>
+        <w:spacing w:after="240" w:line="276" w:lineRule="auto"/>
       </w:pPr>
       <w:r>
         <w:rPr>
@@ -986,8 +1099,7 @@
     </w:p>
     <w:p>
       <w:r>
-        <w:lastRenderedPageBreak/>
-        <w:pict w14:anchorId="1695CAE0">
+        <w:pict w14:anchorId="4DD58080">
           <v:rect id="_x0000_i1028" style="width:0;height:1.5pt" o:hralign="center" o:hrstd="t" o:hr="t" fillcolor="#a0a0a0" stroked="f"/>
         </w:pict>
       </w:r>
@@ -1020,51 +1132,77 @@
       </w:pPr>
       <w:r>
         <w:rPr>
-          <w:b/>
-          <w:shd w:val="clear" w:color="auto" w:fill="B7B7B7"/>
-        </w:rPr>
-        <w:t># Source</w:t>
-      </w:r>
-      <w:r>
-        <w:rPr>
-          <w:shd w:val="clear" w:color="auto" w:fill="B7B7B7"/>
-        </w:rPr>
-        <w:t xml:space="preserve">: </w:t>
-      </w:r>
-      <w:r>
-        <w:rPr>
-          <w:b/>
-          <w:shd w:val="clear" w:color="auto" w:fill="B7B7B7"/>
-        </w:rPr>
-        <w:t xml:space="preserve">Chatgpt </w:t>
-      </w:r>
-      <w:r>
-        <w:rPr>
-          <w:b/>
-          <w:sz w:val="14"/>
-          <w:szCs w:val="14"/>
-          <w:shd w:val="clear" w:color="auto" w:fill="B7B7B7"/>
-        </w:rPr>
-        <w:t>(GPT</w:t>
-      </w:r>
-      <w:r>
-        <w:rPr>
-          <w:rFonts w:ascii="Cambria Math" w:hAnsi="Cambria Math" w:cs="Cambria Math"/>
-          <w:b/>
-          <w:sz w:val="14"/>
-          <w:szCs w:val="14"/>
-          <w:shd w:val="clear" w:color="auto" w:fill="B7B7B7"/>
+          <w:rFonts w:ascii="Arial" w:eastAsia="Arial" w:hAnsi="Arial" w:cs="Arial"/>
+          <w:b/>
+          <w:color w:val="000000"/>
+          <w:sz w:val="18"/>
+          <w:highlight w:val="lightGray"/>
+        </w:rPr>
+        <w:t># Source: AI Source: Provided by: [Data Path</w:t>
+      </w:r>
+      <w:r>
+        <w:rPr>
+          <w:rFonts w:ascii="Arial" w:eastAsia="Arial" w:hAnsi="Arial" w:cs="Arial"/>
+          <w:color w:val="000000"/>
+          <w:sz w:val="18"/>
+          <w:highlight w:val="lightGray"/>
+        </w:rPr>
+        <w:t xml:space="preserve">: Persons Table -&gt; ID Column: 1, Name_En Column: Motasem Essam] -&gt; </w:t>
+      </w:r>
+      <w:r>
+        <w:rPr>
+          <w:rFonts w:ascii="Arial" w:eastAsia="Arial" w:hAnsi="Arial" w:cs="Arial"/>
+          <w:b/>
+          <w:color w:val="000000"/>
+          <w:sz w:val="18"/>
+          <w:highlight w:val="lightGray"/>
+        </w:rPr>
+        <w:t>From:</w:t>
+      </w:r>
+      <w:r>
+        <w:rPr>
+          <w:rFonts w:ascii="Arial" w:eastAsia="Arial" w:hAnsi="Arial" w:cs="Arial"/>
+          <w:color w:val="000000"/>
+          <w:sz w:val="18"/>
+          <w:highlight w:val="lightGray"/>
+        </w:rPr>
+        <w:t xml:space="preserve"> [Chatgpt (GPT</w:t>
+      </w:r>
+      <w:r>
+        <w:rPr>
+          <w:rFonts w:ascii="Arial" w:eastAsia="Arial" w:hAnsi="Arial" w:cs="Cambria Math"/>
+          <w:color w:val="000000"/>
+          <w:sz w:val="18"/>
+          <w:highlight w:val="lightGray"/>
         </w:rPr>
         <w:t>‑</w:t>
       </w:r>
       <w:r>
         <w:rPr>
-          <w:b/>
-          <w:sz w:val="14"/>
-          <w:szCs w:val="14"/>
-          <w:shd w:val="clear" w:color="auto" w:fill="B7B7B7"/>
-        </w:rPr>
-        <w:t>5 Mini) at [8/17/2025]</w:t>
+          <w:rFonts w:ascii="Arial" w:eastAsia="Arial" w:hAnsi="Arial" w:cs="Arial"/>
+          <w:color w:val="000000"/>
+          <w:sz w:val="18"/>
+          <w:highlight w:val="lightGray"/>
+        </w:rPr>
+        <w:t xml:space="preserve">5 Mini)] </w:t>
+      </w:r>
+      <w:r>
+        <w:rPr>
+          <w:rFonts w:ascii="Arial" w:eastAsia="Arial" w:hAnsi="Arial" w:cs="Arial"/>
+          <w:b/>
+          <w:color w:val="000000"/>
+          <w:sz w:val="18"/>
+          <w:highlight w:val="lightGray"/>
+        </w:rPr>
+        <w:t>on</w:t>
+      </w:r>
+      <w:r>
+        <w:rPr>
+          <w:rFonts w:ascii="Arial" w:eastAsia="Arial" w:hAnsi="Arial"/>
+          <w:sz w:val="18"/>
+          <w:highlight w:val="lightGray"/>
+        </w:rPr>
+        <w:t xml:space="preserve"> [8/17/2025]</w:t>
       </w:r>
     </w:p>
     <w:p>
@@ -1073,7 +1211,7 @@
           <w:ilvl w:val="0"/>
           <w:numId w:val="2"/>
         </w:numPr>
-        <w:spacing w:before="240"/>
+        <w:spacing w:before="240" w:after="0" w:line="276" w:lineRule="auto"/>
       </w:pPr>
       <w:r>
         <w:rPr>
@@ -1107,6 +1245,7 @@
           <w:ilvl w:val="0"/>
           <w:numId w:val="2"/>
         </w:numPr>
+        <w:spacing w:after="0" w:line="276" w:lineRule="auto"/>
         <w:rPr>
           <w:rFonts w:ascii="Roboto Mono" w:eastAsia="Roboto Mono" w:hAnsi="Roboto Mono" w:cs="Roboto Mono"/>
         </w:rPr>
@@ -1130,7 +1269,7 @@
           <w:ilvl w:val="0"/>
           <w:numId w:val="2"/>
         </w:numPr>
-        <w:spacing w:after="240"/>
+        <w:spacing w:after="240" w:line="276" w:lineRule="auto"/>
       </w:pPr>
       <w:r>
         <w:rPr>
@@ -1160,7 +1299,7 @@
     </w:p>
     <w:p>
       <w:r>
-        <w:pict w14:anchorId="0B94B158">
+        <w:pict w14:anchorId="12AF8439">
           <v:rect id="_x0000_i1029" style="width:0;height:1.5pt" o:hralign="center" o:hrstd="t" o:hr="t" fillcolor="#a0a0a0" stroked="f"/>
         </w:pict>
       </w:r>
@@ -1193,51 +1332,77 @@
       </w:pPr>
       <w:r>
         <w:rPr>
-          <w:b/>
-          <w:shd w:val="clear" w:color="auto" w:fill="B7B7B7"/>
-        </w:rPr>
-        <w:t># Source</w:t>
-      </w:r>
-      <w:r>
-        <w:rPr>
-          <w:shd w:val="clear" w:color="auto" w:fill="B7B7B7"/>
-        </w:rPr>
-        <w:t xml:space="preserve">: </w:t>
-      </w:r>
-      <w:r>
-        <w:rPr>
-          <w:b/>
-          <w:shd w:val="clear" w:color="auto" w:fill="B7B7B7"/>
-        </w:rPr>
-        <w:t xml:space="preserve">Chatgpt </w:t>
-      </w:r>
-      <w:r>
-        <w:rPr>
-          <w:b/>
-          <w:sz w:val="14"/>
-          <w:szCs w:val="14"/>
-          <w:shd w:val="clear" w:color="auto" w:fill="B7B7B7"/>
-        </w:rPr>
-        <w:t>(GPT</w:t>
-      </w:r>
-      <w:r>
-        <w:rPr>
-          <w:rFonts w:ascii="Cambria Math" w:hAnsi="Cambria Math" w:cs="Cambria Math"/>
-          <w:b/>
-          <w:sz w:val="14"/>
-          <w:szCs w:val="14"/>
-          <w:shd w:val="clear" w:color="auto" w:fill="B7B7B7"/>
+          <w:rFonts w:ascii="Arial" w:eastAsia="Arial" w:hAnsi="Arial" w:cs="Arial"/>
+          <w:b/>
+          <w:color w:val="000000"/>
+          <w:sz w:val="18"/>
+          <w:highlight w:val="lightGray"/>
+        </w:rPr>
+        <w:t># Source: AI Source: Provided by: [Data Path</w:t>
+      </w:r>
+      <w:r>
+        <w:rPr>
+          <w:rFonts w:ascii="Arial" w:eastAsia="Arial" w:hAnsi="Arial" w:cs="Arial"/>
+          <w:color w:val="000000"/>
+          <w:sz w:val="18"/>
+          <w:highlight w:val="lightGray"/>
+        </w:rPr>
+        <w:t xml:space="preserve">: Persons Table -&gt; ID Column: 1, Name_En Column: Motasem Essam] -&gt; </w:t>
+      </w:r>
+      <w:r>
+        <w:rPr>
+          <w:rFonts w:ascii="Arial" w:eastAsia="Arial" w:hAnsi="Arial" w:cs="Arial"/>
+          <w:b/>
+          <w:color w:val="000000"/>
+          <w:sz w:val="18"/>
+          <w:highlight w:val="lightGray"/>
+        </w:rPr>
+        <w:t>From:</w:t>
+      </w:r>
+      <w:r>
+        <w:rPr>
+          <w:rFonts w:ascii="Arial" w:eastAsia="Arial" w:hAnsi="Arial" w:cs="Arial"/>
+          <w:color w:val="000000"/>
+          <w:sz w:val="18"/>
+          <w:highlight w:val="lightGray"/>
+        </w:rPr>
+        <w:t xml:space="preserve"> [Chatgpt (GPT</w:t>
+      </w:r>
+      <w:r>
+        <w:rPr>
+          <w:rFonts w:ascii="Arial" w:eastAsia="Arial" w:hAnsi="Arial" w:cs="Cambria Math"/>
+          <w:color w:val="000000"/>
+          <w:sz w:val="18"/>
+          <w:highlight w:val="lightGray"/>
         </w:rPr>
         <w:t>‑</w:t>
       </w:r>
       <w:r>
         <w:rPr>
-          <w:b/>
-          <w:sz w:val="14"/>
-          <w:szCs w:val="14"/>
-          <w:shd w:val="clear" w:color="auto" w:fill="B7B7B7"/>
-        </w:rPr>
-        <w:t>5 Mini) at [8/17/2025]</w:t>
+          <w:rFonts w:ascii="Arial" w:eastAsia="Arial" w:hAnsi="Arial" w:cs="Arial"/>
+          <w:color w:val="000000"/>
+          <w:sz w:val="18"/>
+          <w:highlight w:val="lightGray"/>
+        </w:rPr>
+        <w:t xml:space="preserve">5 Mini)] </w:t>
+      </w:r>
+      <w:r>
+        <w:rPr>
+          <w:rFonts w:ascii="Arial" w:eastAsia="Arial" w:hAnsi="Arial" w:cs="Arial"/>
+          <w:b/>
+          <w:color w:val="000000"/>
+          <w:sz w:val="18"/>
+          <w:highlight w:val="lightGray"/>
+        </w:rPr>
+        <w:t>on</w:t>
+      </w:r>
+      <w:r>
+        <w:rPr>
+          <w:rFonts w:ascii="Arial" w:eastAsia="Arial" w:hAnsi="Arial"/>
+          <w:sz w:val="18"/>
+          <w:highlight w:val="lightGray"/>
+        </w:rPr>
+        <w:t xml:space="preserve"> [8/17/2025]</w:t>
       </w:r>
     </w:p>
     <w:p>
@@ -1246,7 +1411,7 @@
           <w:noProof/>
         </w:rPr>
         <w:drawing>
-          <wp:inline distT="114300" distB="114300" distL="114300" distR="114300" wp14:anchorId="55EE2320" wp14:editId="2BC6611C">
+          <wp:inline distT="114300" distB="114300" distL="114300" distR="114300" wp14:anchorId="1FC0438C" wp14:editId="2DEC14EC">
             <wp:extent cx="5943600" cy="1511300"/>
             <wp:effectExtent l="0" t="0" r="0" b="0"/>
             <wp:docPr id="1" name="image1.png"/>
@@ -1816,7 +1981,7 @@
     </w:tbl>
     <w:p>
       <w:r>
-        <w:pict w14:anchorId="626438C2">
+        <w:pict w14:anchorId="72704164">
           <v:rect id="_x0000_i1030" style="width:0;height:1.5pt" o:hralign="center" o:hrstd="t" o:hr="t" fillcolor="#a0a0a0" stroked="f"/>
         </w:pict>
       </w:r>
@@ -1840,52 +2005,77 @@
       </w:pPr>
       <w:r>
         <w:rPr>
-          <w:b/>
-          <w:shd w:val="clear" w:color="auto" w:fill="B7B7B7"/>
-        </w:rPr>
-        <w:lastRenderedPageBreak/>
-        <w:t># Source</w:t>
-      </w:r>
-      <w:r>
-        <w:rPr>
-          <w:shd w:val="clear" w:color="auto" w:fill="B7B7B7"/>
-        </w:rPr>
-        <w:t xml:space="preserve">: </w:t>
-      </w:r>
-      <w:r>
-        <w:rPr>
-          <w:b/>
-          <w:shd w:val="clear" w:color="auto" w:fill="B7B7B7"/>
-        </w:rPr>
-        <w:t xml:space="preserve">Chatgpt </w:t>
-      </w:r>
-      <w:r>
-        <w:rPr>
-          <w:b/>
-          <w:sz w:val="14"/>
-          <w:szCs w:val="14"/>
-          <w:shd w:val="clear" w:color="auto" w:fill="B7B7B7"/>
-        </w:rPr>
-        <w:t>(GPT</w:t>
-      </w:r>
-      <w:r>
-        <w:rPr>
-          <w:rFonts w:ascii="Cambria Math" w:hAnsi="Cambria Math" w:cs="Cambria Math"/>
-          <w:b/>
-          <w:sz w:val="14"/>
-          <w:szCs w:val="14"/>
-          <w:shd w:val="clear" w:color="auto" w:fill="B7B7B7"/>
+          <w:rFonts w:ascii="Arial" w:eastAsia="Arial" w:hAnsi="Arial" w:cs="Arial"/>
+          <w:b/>
+          <w:color w:val="000000"/>
+          <w:sz w:val="18"/>
+          <w:highlight w:val="lightGray"/>
+        </w:rPr>
+        <w:t># Source: AI Source: Provided by: [Data Path</w:t>
+      </w:r>
+      <w:r>
+        <w:rPr>
+          <w:rFonts w:ascii="Arial" w:eastAsia="Arial" w:hAnsi="Arial" w:cs="Arial"/>
+          <w:color w:val="000000"/>
+          <w:sz w:val="18"/>
+          <w:highlight w:val="lightGray"/>
+        </w:rPr>
+        <w:t xml:space="preserve">: Persons Table -&gt; ID Column: 1, Name_En Column: Motasem Essam] -&gt; </w:t>
+      </w:r>
+      <w:r>
+        <w:rPr>
+          <w:rFonts w:ascii="Arial" w:eastAsia="Arial" w:hAnsi="Arial" w:cs="Arial"/>
+          <w:b/>
+          <w:color w:val="000000"/>
+          <w:sz w:val="18"/>
+          <w:highlight w:val="lightGray"/>
+        </w:rPr>
+        <w:t>From:</w:t>
+      </w:r>
+      <w:r>
+        <w:rPr>
+          <w:rFonts w:ascii="Arial" w:eastAsia="Arial" w:hAnsi="Arial" w:cs="Arial"/>
+          <w:color w:val="000000"/>
+          <w:sz w:val="18"/>
+          <w:highlight w:val="lightGray"/>
+        </w:rPr>
+        <w:t xml:space="preserve"> [Chatgpt (GPT</w:t>
+      </w:r>
+      <w:r>
+        <w:rPr>
+          <w:rFonts w:ascii="Arial" w:eastAsia="Arial" w:hAnsi="Arial" w:cs="Cambria Math"/>
+          <w:color w:val="000000"/>
+          <w:sz w:val="18"/>
+          <w:highlight w:val="lightGray"/>
         </w:rPr>
         <w:t>‑</w:t>
       </w:r>
       <w:r>
         <w:rPr>
-          <w:b/>
-          <w:sz w:val="14"/>
-          <w:szCs w:val="14"/>
-          <w:shd w:val="clear" w:color="auto" w:fill="B7B7B7"/>
-        </w:rPr>
-        <w:t>5 Mini) at [8/17/2025]</w:t>
+          <w:rFonts w:ascii="Arial" w:eastAsia="Arial" w:hAnsi="Arial" w:cs="Arial"/>
+          <w:color w:val="000000"/>
+          <w:sz w:val="18"/>
+          <w:highlight w:val="lightGray"/>
+        </w:rPr>
+        <w:t xml:space="preserve">5 Mini)] </w:t>
+      </w:r>
+      <w:r>
+        <w:rPr>
+          <w:rFonts w:ascii="Arial" w:eastAsia="Arial" w:hAnsi="Arial" w:cs="Arial"/>
+          <w:b/>
+          <w:color w:val="000000"/>
+          <w:sz w:val="18"/>
+          <w:highlight w:val="lightGray"/>
+        </w:rPr>
+        <w:t>on</w:t>
+      </w:r>
+      <w:r>
+        <w:rPr>
+          <w:rFonts w:ascii="Arial" w:eastAsia="Arial" w:hAnsi="Arial"/>
+          <w:sz w:val="18"/>
+          <w:highlight w:val="lightGray"/>
+        </w:rPr>
+        <w:t xml:space="preserve"> [8/17/2025]</w:t>
       </w:r>
     </w:p>
     <w:p>
@@ -1931,18 +2121,19 @@
     </w:p>
     <w:p>
       <w:r>
-        <w:pict w14:anchorId="39E268BB">
+        <w:pict w14:anchorId="57898C7E">
           <v:rect id="_x0000_i1031" style="width:0;height:1.5pt" o:hralign="center" o:hrstd="t" o:hr="t" fillcolor="#a0a0a0" stroked="f"/>
         </w:pict>
       </w:r>
     </w:p>
+    <w:p/>
     <w:p/>
     <w:p/>
     <w:sectPr>
       <w:pgSz w:w="12240" w:h="15840"/>
       <w:pgMar w:top="1440" w:right="1440" w:bottom="1440" w:left="1440" w:header="720" w:footer="720" w:gutter="0"/>
-      <w:pgNumType w:start="1"/>
       <w:cols w:space="720"/>
+      <w:docGrid w:linePitch="360"/>
     </w:sectPr>
   </w:body>
 </w:document>
@@ -2817,18 +3008,6 @@
   <w:style w:type="paragraph" w:default="1" w:styleId="Normal">
     <w:name w:val="Normal"/>
     <w:qFormat/>
-    <w:rsid w:val="009E76B3"/>
-    <w:pPr>
-      <w:spacing w:after="0" w:line="276" w:lineRule="auto"/>
-    </w:pPr>
-    <w:rPr>
-      <w:rFonts w:ascii="Arial" w:eastAsia="Arial" w:hAnsi="Arial" w:cs="Arial"/>
-      <w:kern w:val="0"/>
-      <w:sz w:val="22"/>
-      <w:szCs w:val="22"/>
-      <w:lang w:val="en"/>
-      <w14:ligatures w14:val="none"/>
-    </w:rPr>
   </w:style>
   <w:style w:type="paragraph" w:styleId="Heading1">
     <w:name w:val="heading 1"/>
@@ -2837,7 +3016,7 @@
     <w:link w:val="Heading1Char"/>
     <w:uiPriority w:val="9"/>
     <w:qFormat/>
-    <w:rsid w:val="00BC18FA"/>
+    <w:rsid w:val="00901BB4"/>
     <w:pPr>
       <w:keepNext/>
       <w:keepLines/>
@@ -2859,7 +3038,7 @@
     <w:uiPriority w:val="9"/>
     <w:unhideWhenUsed/>
     <w:qFormat/>
-    <w:rsid w:val="00BC18FA"/>
+    <w:rsid w:val="00901BB4"/>
     <w:pPr>
       <w:keepNext/>
       <w:keepLines/>
@@ -2882,7 +3061,7 @@
     <w:semiHidden/>
     <w:unhideWhenUsed/>
     <w:qFormat/>
-    <w:rsid w:val="00BC18FA"/>
+    <w:rsid w:val="00901BB4"/>
     <w:pPr>
       <w:keepNext/>
       <w:keepLines/>
@@ -2905,7 +3084,7 @@
     <w:semiHidden/>
     <w:unhideWhenUsed/>
     <w:qFormat/>
-    <w:rsid w:val="00BC18FA"/>
+    <w:rsid w:val="00901BB4"/>
     <w:pPr>
       <w:keepNext/>
       <w:keepLines/>
@@ -2928,7 +3107,7 @@
     <w:semiHidden/>
     <w:unhideWhenUsed/>
     <w:qFormat/>
-    <w:rsid w:val="00BC18FA"/>
+    <w:rsid w:val="00901BB4"/>
     <w:pPr>
       <w:keepNext/>
       <w:keepLines/>
@@ -2949,11 +3128,11 @@
     <w:semiHidden/>
     <w:unhideWhenUsed/>
     <w:qFormat/>
-    <w:rsid w:val="00BC18FA"/>
+    <w:rsid w:val="00901BB4"/>
     <w:pPr>
       <w:keepNext/>
       <w:keepLines/>
-      <w:spacing w:before="40"/>
+      <w:spacing w:before="40" w:after="0"/>
       <w:outlineLvl w:val="5"/>
     </w:pPr>
     <w:rPr>
@@ -2972,11 +3151,11 @@
     <w:semiHidden/>
     <w:unhideWhenUsed/>
     <w:qFormat/>
-    <w:rsid w:val="00BC18FA"/>
+    <w:rsid w:val="00901BB4"/>
     <w:pPr>
       <w:keepNext/>
       <w:keepLines/>
-      <w:spacing w:before="40"/>
+      <w:spacing w:before="40" w:after="0"/>
       <w:outlineLvl w:val="6"/>
     </w:pPr>
     <w:rPr>
@@ -2993,10 +3172,11 @@
     <w:semiHidden/>
     <w:unhideWhenUsed/>
     <w:qFormat/>
-    <w:rsid w:val="00BC18FA"/>
+    <w:rsid w:val="00901BB4"/>
     <w:pPr>
       <w:keepNext/>
       <w:keepLines/>
+      <w:spacing w:after="0"/>
       <w:outlineLvl w:val="7"/>
     </w:pPr>
     <w:rPr>
@@ -3015,10 +3195,11 @@
     <w:semiHidden/>
     <w:unhideWhenUsed/>
     <w:qFormat/>
-    <w:rsid w:val="00BC18FA"/>
+    <w:rsid w:val="00901BB4"/>
     <w:pPr>
       <w:keepNext/>
       <w:keepLines/>
+      <w:spacing w:after="0"/>
       <w:outlineLvl w:val="8"/>
     </w:pPr>
     <w:rPr>
@@ -3058,7 +3239,7 @@
     <w:basedOn w:val="DefaultParagraphFont"/>
     <w:link w:val="Heading1"/>
     <w:uiPriority w:val="9"/>
-    <w:rsid w:val="00BC18FA"/>
+    <w:rsid w:val="00901BB4"/>
     <w:rPr>
       <w:rFonts w:asciiTheme="majorHAnsi" w:eastAsiaTheme="majorEastAsia" w:hAnsiTheme="majorHAnsi" w:cstheme="majorBidi"/>
       <w:color w:val="2F5496" w:themeColor="accent1" w:themeShade="BF"/>
@@ -3071,7 +3252,7 @@
     <w:basedOn w:val="DefaultParagraphFont"/>
     <w:link w:val="Heading2"/>
     <w:uiPriority w:val="9"/>
-    <w:rsid w:val="00BC18FA"/>
+    <w:rsid w:val="00901BB4"/>
     <w:rPr>
       <w:rFonts w:asciiTheme="majorHAnsi" w:eastAsiaTheme="majorEastAsia" w:hAnsiTheme="majorHAnsi" w:cstheme="majorBidi"/>
       <w:color w:val="2F5496" w:themeColor="accent1" w:themeShade="BF"/>
@@ -3085,7 +3266,7 @@
     <w:link w:val="Heading3"/>
     <w:uiPriority w:val="9"/>
     <w:semiHidden/>
-    <w:rsid w:val="00BC18FA"/>
+    <w:rsid w:val="00901BB4"/>
     <w:rPr>
       <w:rFonts w:eastAsiaTheme="majorEastAsia" w:cstheme="majorBidi"/>
       <w:color w:val="2F5496" w:themeColor="accent1" w:themeShade="BF"/>
@@ -3099,7 +3280,7 @@
     <w:link w:val="Heading4"/>
     <w:uiPriority w:val="9"/>
     <w:semiHidden/>
-    <w:rsid w:val="00BC18FA"/>
+    <w:rsid w:val="00901BB4"/>
     <w:rPr>
       <w:rFonts w:eastAsiaTheme="majorEastAsia" w:cstheme="majorBidi"/>
       <w:i/>
@@ -3113,7 +3294,7 @@
     <w:link w:val="Heading5"/>
     <w:uiPriority w:val="9"/>
     <w:semiHidden/>
-    <w:rsid w:val="00BC18FA"/>
+    <w:rsid w:val="00901BB4"/>
     <w:rPr>
       <w:rFonts w:eastAsiaTheme="majorEastAsia" w:cstheme="majorBidi"/>
       <w:color w:val="2F5496" w:themeColor="accent1" w:themeShade="BF"/>
@@ -3125,7 +3306,7 @@
     <w:link w:val="Heading6"/>
     <w:uiPriority w:val="9"/>
     <w:semiHidden/>
-    <w:rsid w:val="00BC18FA"/>
+    <w:rsid w:val="00901BB4"/>
     <w:rPr>
       <w:rFonts w:eastAsiaTheme="majorEastAsia" w:cstheme="majorBidi"/>
       <w:i/>
@@ -3139,7 +3320,7 @@
     <w:link w:val="Heading7"/>
     <w:uiPriority w:val="9"/>
     <w:semiHidden/>
-    <w:rsid w:val="00BC18FA"/>
+    <w:rsid w:val="00901BB4"/>
     <w:rPr>
       <w:rFonts w:eastAsiaTheme="majorEastAsia" w:cstheme="majorBidi"/>
       <w:color w:val="595959" w:themeColor="text1" w:themeTint="A6"/>
@@ -3151,7 +3332,7 @@
     <w:link w:val="Heading8"/>
     <w:uiPriority w:val="9"/>
     <w:semiHidden/>
-    <w:rsid w:val="00BC18FA"/>
+    <w:rsid w:val="00901BB4"/>
     <w:rPr>
       <w:rFonts w:eastAsiaTheme="majorEastAsia" w:cstheme="majorBidi"/>
       <w:i/>
@@ -3165,7 +3346,7 @@
     <w:link w:val="Heading9"/>
     <w:uiPriority w:val="9"/>
     <w:semiHidden/>
-    <w:rsid w:val="00BC18FA"/>
+    <w:rsid w:val="00901BB4"/>
     <w:rPr>
       <w:rFonts w:eastAsiaTheme="majorEastAsia" w:cstheme="majorBidi"/>
       <w:color w:val="272727" w:themeColor="text1" w:themeTint="D8"/>
@@ -3178,7 +3359,7 @@
     <w:link w:val="TitleChar"/>
     <w:uiPriority w:val="10"/>
     <w:qFormat/>
-    <w:rsid w:val="00BC18FA"/>
+    <w:rsid w:val="00901BB4"/>
     <w:pPr>
       <w:spacing w:after="80" w:line="240" w:lineRule="auto"/>
       <w:contextualSpacing/>
@@ -3196,7 +3377,7 @@
     <w:basedOn w:val="DefaultParagraphFont"/>
     <w:link w:val="Title"/>
     <w:uiPriority w:val="10"/>
-    <w:rsid w:val="00BC18FA"/>
+    <w:rsid w:val="00901BB4"/>
     <w:rPr>
       <w:rFonts w:asciiTheme="majorHAnsi" w:eastAsiaTheme="majorEastAsia" w:hAnsiTheme="majorHAnsi" w:cstheme="majorBidi"/>
       <w:spacing w:val="-10"/>
@@ -3212,7 +3393,7 @@
     <w:link w:val="SubtitleChar"/>
     <w:uiPriority w:val="11"/>
     <w:qFormat/>
-    <w:rsid w:val="00BC18FA"/>
+    <w:rsid w:val="00901BB4"/>
     <w:pPr>
       <w:numPr>
         <w:ilvl w:val="1"/>
@@ -3231,7 +3412,7 @@
     <w:basedOn w:val="DefaultParagraphFont"/>
     <w:link w:val="Subtitle"/>
     <w:uiPriority w:val="11"/>
-    <w:rsid w:val="00BC18FA"/>
+    <w:rsid w:val="00901BB4"/>
     <w:rPr>
       <w:rFonts w:eastAsiaTheme="majorEastAsia" w:cstheme="majorBidi"/>
       <w:color w:val="595959" w:themeColor="text1" w:themeTint="A6"/>
@@ -3247,7 +3428,7 @@
     <w:link w:val="QuoteChar"/>
     <w:uiPriority w:val="29"/>
     <w:qFormat/>
-    <w:rsid w:val="00BC18FA"/>
+    <w:rsid w:val="00901BB4"/>
     <w:pPr>
       <w:spacing w:before="160"/>
       <w:jc w:val="center"/>
@@ -3263,7 +3444,7 @@
     <w:basedOn w:val="DefaultParagraphFont"/>
     <w:link w:val="Quote"/>
     <w:uiPriority w:val="29"/>
-    <w:rsid w:val="00BC18FA"/>
+    <w:rsid w:val="00901BB4"/>
     <w:rPr>
       <w:i/>
       <w:iCs/>
@@ -3275,7 +3456,7 @@
     <w:basedOn w:val="Normal"/>
     <w:uiPriority w:val="34"/>
     <w:qFormat/>
-    <w:rsid w:val="00BC18FA"/>
+    <w:rsid w:val="00901BB4"/>
     <w:pPr>
       <w:ind w:left="720"/>
       <w:contextualSpacing/>
@@ -3286,7 +3467,7 @@
     <w:basedOn w:val="DefaultParagraphFont"/>
     <w:uiPriority w:val="21"/>
     <w:qFormat/>
-    <w:rsid w:val="00BC18FA"/>
+    <w:rsid w:val="00901BB4"/>
     <w:rPr>
       <w:i/>
       <w:iCs/>
@@ -3300,7 +3481,7 @@
     <w:link w:val="IntenseQuoteChar"/>
     <w:uiPriority w:val="30"/>
     <w:qFormat/>
-    <w:rsid w:val="00BC18FA"/>
+    <w:rsid w:val="00901BB4"/>
     <w:pPr>
       <w:pBdr>
         <w:top w:val="single" w:sz="4" w:space="10" w:color="2F5496" w:themeColor="accent1" w:themeShade="BF"/>
@@ -3321,7 +3502,7 @@
     <w:basedOn w:val="DefaultParagraphFont"/>
     <w:link w:val="IntenseQuote"/>
     <w:uiPriority w:val="30"/>
-    <w:rsid w:val="00BC18FA"/>
+    <w:rsid w:val="00901BB4"/>
     <w:rPr>
       <w:i/>
       <w:iCs/>
@@ -3333,7 +3514,7 @@
     <w:basedOn w:val="DefaultParagraphFont"/>
     <w:uiPriority w:val="32"/>
     <w:qFormat/>
-    <w:rsid w:val="00BC18FA"/>
+    <w:rsid w:val="00901BB4"/>
     <w:rPr>
       <w:b/>
       <w:bCs/>
